--- a/downloads/teacher/05 Materials/Unit 04/Handouts/Handout 04.13 - Furnishing Catalog and Budget Sheet.docx
+++ b/downloads/teacher/05 Materials/Unit 04/Handouts/Handout 04.13 - Furnishing Catalog and Budget Sheet.docx
@@ -40,7 +40,7 @@
         <w:pStyle w:val="FirstParagraph"/>
       </w:pPr>
       <w:r>
-        <w:t xml:space="preserve">Every price is a realistic 2026 price for Long Island and is marked [update]. Three columns for every item:</w:t>
+        <w:t xml:space="preserve">Every price is a realistic 2026 price for Long Island and is to be refreshed before teaching. Three columns for every item:</w:t>
       </w:r>
     </w:p>
     <w:p>
@@ -146,22 +146,7 @@
         <w:t xml:space="preserve"> </w:t>
       </w:r>
       <w:r>
-        <w:t xml:space="preserve">everything in this catalog is taxed at 8.625 percent</w:t>
-      </w:r>
-      <w:r>
-        <w:t xml:space="preserve"> </w:t>
-      </w:r>
-      <w:r>
-        <w:rPr>
-          <w:rStyle w:val="TeacherNote"/>
-        </w:rPr>
-        <w:t xml:space="preserve">[update to your county’s rate].</w:t>
-      </w:r>
-      <w:r>
-        <w:t xml:space="preserve"> </w:t>
-      </w:r>
-      <w:r>
-        <w:t xml:space="preserve">Food is not taxed; furniture is. Compute the tax once, on the subtotal, at the bottom of the Budget Sheet. (In real life a yard sale item from a neighbor usually has no sales tax collected; for this project, tax everything so the math is one rule.)</w:t>
+        <w:t xml:space="preserve">everything in this catalog is taxed at 8.625 percent. Food is not taxed; furniture is. Compute the tax once, on the subtotal, at the bottom of the Budget Sheet. (In real life a yard sale item from a neighbor usually has no sales tax collected; for this project, tax everything so the math is one rule.)</w:t>
       </w:r>
     </w:p>
     <w:p>
@@ -523,7 +508,7 @@
               <w:jc w:val="left"/>
             </w:pPr>
             <w:r>
-              <w:t xml:space="preserve">dash</w:t>
+              <w:t xml:space="preserve">-</w:t>
             </w:r>
           </w:p>
         </w:tc>
@@ -602,7 +587,7 @@
               <w:jc w:val="left"/>
             </w:pPr>
             <w:r>
-              <w:t xml:space="preserve">dash</w:t>
+              <w:t xml:space="preserve">-</w:t>
             </w:r>
           </w:p>
         </w:tc>
@@ -839,7 +824,7 @@
               <w:jc w:val="left"/>
             </w:pPr>
             <w:r>
-              <w:t xml:space="preserve">dash</w:t>
+              <w:t xml:space="preserve">-</w:t>
             </w:r>
           </w:p>
         </w:tc>
@@ -918,7 +903,7 @@
               <w:jc w:val="left"/>
             </w:pPr>
             <w:r>
-              <w:t xml:space="preserve">dash</w:t>
+              <w:t xml:space="preserve">-</w:t>
             </w:r>
           </w:p>
         </w:tc>
@@ -3730,7 +3715,7 @@
               <w:jc w:val="left"/>
             </w:pPr>
             <w:r>
-              <w:t xml:space="preserve">dash</w:t>
+              <w:t xml:space="preserve">-</w:t>
             </w:r>
           </w:p>
         </w:tc>
@@ -3809,7 +3794,7 @@
               <w:jc w:val="left"/>
             </w:pPr>
             <w:r>
-              <w:t xml:space="preserve">dash</w:t>
+              <w:t xml:space="preserve">-</w:t>
             </w:r>
           </w:p>
         </w:tc>
@@ -4196,7 +4181,7 @@
               <w:jc w:val="left"/>
             </w:pPr>
             <w:r>
-              <w:t xml:space="preserve">dash</w:t>
+              <w:t xml:space="preserve">-</w:t>
             </w:r>
           </w:p>
         </w:tc>
@@ -5529,15 +5514,6 @@
       <w:r>
         <w:t xml:space="preserve">Word bank: budget (bütçe / orçamento / presupuesto), tax (vergi / imposto / impuesto), total (toplam / total / total), new (yeni / novo / nuevo), secondhand (ikinci el / de segunda mão / de segunda mano), make it (kendin yap / faça você mesmo / hazlo tú mismo).</w:t>
       </w:r>
-      <w:r>
-        <w:t xml:space="preserve"> </w:t>
-      </w:r>
-      <w:r>
-        <w:rPr>
-          <w:rStyle w:val="TeacherNote"/>
-        </w:rPr>
-        <w:t xml:space="preserve">[check with a native speaker]</w:t>
-      </w:r>
     </w:p>
     <w:p>
       <w:pPr>
@@ -5556,9 +5532,9 @@
       <w:pPr>
         <w:pStyle w:val="Heading2"/>
       </w:pPr>
-      <w:bookmarkStart w:id="31" w:name="X26c7cb79a0787fa934b71dec484395422a94fe9"/>
-      <w:r>
-        <w:t xml:space="preserve">Page 4: Sales tax table at 8.625 percent [update]</w:t>
+      <w:bookmarkStart w:id="31" w:name="page-4-sales-tax-table-at-8.625-percent"/>
+      <w:r>
+        <w:t xml:space="preserve">Page 4: Sales tax table at 8.625 percent</w:t>
       </w:r>
       <w:bookmarkEnd w:id="31"/>
     </w:p>
@@ -7970,16 +7946,7 @@
         <w:pStyle w:val="Compact"/>
       </w:pPr>
       <w:r>
-        <w:t xml:space="preserve">Worked example, tiny house: a kitchen counter with a two-burner cooktop and a sink [write in, new $420], a mini fridge secondhand $80, a composting toilet new $650 [write in], and a shower kit new $380 [write in] come to $1,530 before a single chair. A strong tiny house team discovers that the toilet, the shower, and the kitchen eat the budget and that the couch, the table, the storage, and the loft ladder have to be DIY or secondhand, or the fixtures have to be secondhand (a used shower kit is fine; a used composting toilet is not). That discovery is the lesson.</w:t>
-      </w:r>
-      <w:r>
-        <w:t xml:space="preserve"> </w:t>
-      </w:r>
-      <w:r>
-        <w:rPr>
-          <w:rStyle w:val="TeacherNote"/>
-        </w:rPr>
-        <w:t xml:space="preserve">[Sal: add the tiny house fixtures (cooktop, sink, shower kit, composting toilet) to the catalog with your prices if you want the tiny house priced fully; the blank lines cover it for now. Realistic 2026 figures: two-burner cooktop $90 to $150; bar sink with faucet $120 to $200; shower kit 32 by 32 $350 to $500; composting toilet $600 to $1,000; all [update].]</w:t>
+        <w:t xml:space="preserve">Worked example, tiny house: a kitchen counter with a two-burner cooktop and a sink [write in, new $420], a mini fridge secondhand $80, a composting toilet new $650 [write in], and a shower kit new $380 [write in] come to $1,530 before a single chair. A strong tiny house team discovers that the toilet, the shower, and the kitchen eat the budget and that the couch, the table, the storage, and the loft ladder have to be DIY or secondhand, or the fixtures have to be secondhand (a used shower kit is fine; a used composting toilet is not). That discovery is the lesson. Realistic 2026 figures for the fixtures, to be refreshed before teaching: two-burner cooktop $90 to $150; bar sink with faucet $120 to $200; shower kit 32 by 32 $350 to $500; composting toilet $600 to $1,000.</w:t>
       </w:r>
     </w:p>
     <w:p>
